--- a/UGENCE_AI_CONTROL_PLANE_PRODUCTIZATION_PLAN.docx
+++ b/UGENCE_AI_CONTROL_PLANE_PRODUCTIZATION_PLAN.docx
@@ -7579,6 +7579,215 @@
     </w:p>
     <w:p>
       <w:pPr>
+        <w:spacing w:after="60" w:before="220"/>
+      </w:pPr>
+      <w:r>
+        <w:rPr>
+          <w:rFonts w:ascii="Calibri" w:cs="Calibri" w:eastAsia="Calibri" w:hAnsi="Calibri"/>
+          <w:b/>
+          <w:bCs/>
+          <w:i w:val="false"/>
+          <w:iCs w:val="false"/>
+          <w:caps w:val="false"/>
+          <w:color w:val="1F3A5F"/>
+          <w:sz w:val="24"/>
+          <w:szCs w:val="24"/>
+        </w:rPr>
+        <w:t xml:space="preserve">Connector and infrastructure failures fail closed too</w:t>
+      </w:r>
+    </w:p>
+    <w:p>
+      <w:pPr>
+        <w:pStyle w:val="ListParagraph"/>
+        <w:numPr>
+          <w:ilvl w:val="0"/>
+          <w:numId w:val="1"/>
+        </w:numPr>
+        <w:spacing w:after="70" w:line="268"/>
+      </w:pPr>
+      <w:r>
+        <w:rPr>
+          <w:rFonts w:ascii="Calibri" w:cs="Calibri" w:eastAsia="Calibri" w:hAnsi="Calibri"/>
+          <w:b/>
+          <w:bCs/>
+          <w:i w:val="false"/>
+          <w:iCs w:val="false"/>
+          <w:caps w:val="false"/>
+          <w:color w:val="14294A"/>
+          <w:sz w:val="21"/>
+          <w:szCs w:val="21"/>
+        </w:rPr>
+        <w:t xml:space="preserve">Runtime-connector failure </w:t>
+      </w:r>
+      <w:r>
+        <w:rPr>
+          <w:rFonts w:ascii="Calibri" w:cs="Calibri" w:eastAsia="Calibri" w:hAnsi="Calibri"/>
+          <w:b w:val="false"/>
+          <w:bCs w:val="false"/>
+          <w:i w:val="false"/>
+          <w:iCs w:val="false"/>
+          <w:caps w:val="false"/>
+          <w:color w:val="1A2330"/>
+          <w:sz w:val="21"/>
+          <w:szCs w:val="21"/>
+        </w:rPr>
+        <w:t xml:space="preserve">must not produce an executable action.</w:t>
+      </w:r>
+    </w:p>
+    <w:p>
+      <w:pPr>
+        <w:pStyle w:val="ListParagraph"/>
+        <w:numPr>
+          <w:ilvl w:val="0"/>
+          <w:numId w:val="1"/>
+        </w:numPr>
+        <w:spacing w:after="70" w:line="268"/>
+      </w:pPr>
+      <w:r>
+        <w:rPr>
+          <w:rFonts w:ascii="Calibri" w:cs="Calibri" w:eastAsia="Calibri" w:hAnsi="Calibri"/>
+          <w:b/>
+          <w:bCs/>
+          <w:i w:val="false"/>
+          <w:iCs w:val="false"/>
+          <w:caps w:val="false"/>
+          <w:color w:val="14294A"/>
+          <w:sz w:val="21"/>
+          <w:szCs w:val="21"/>
+        </w:rPr>
+        <w:t xml:space="preserve">Identity-resolution failure </w:t>
+      </w:r>
+      <w:r>
+        <w:rPr>
+          <w:rFonts w:ascii="Calibri" w:cs="Calibri" w:eastAsia="Calibri" w:hAnsi="Calibri"/>
+          <w:b w:val="false"/>
+          <w:bCs w:val="false"/>
+          <w:i w:val="false"/>
+          <w:iCs w:val="false"/>
+          <w:caps w:val="false"/>
+          <w:color w:val="1A2330"/>
+          <w:sz w:val="21"/>
+          <w:szCs w:val="21"/>
+        </w:rPr>
+        <w:t xml:space="preserve">must prevent binding approval or enforcement.</w:t>
+      </w:r>
+    </w:p>
+    <w:p>
+      <w:pPr>
+        <w:pStyle w:val="ListParagraph"/>
+        <w:numPr>
+          <w:ilvl w:val="0"/>
+          <w:numId w:val="1"/>
+        </w:numPr>
+        <w:spacing w:after="70" w:line="268"/>
+      </w:pPr>
+      <w:r>
+        <w:rPr>
+          <w:rFonts w:ascii="Calibri" w:cs="Calibri" w:eastAsia="Calibri" w:hAnsi="Calibri"/>
+          <w:b/>
+          <w:bCs/>
+          <w:i w:val="false"/>
+          <w:iCs w:val="false"/>
+          <w:caps w:val="false"/>
+          <w:color w:val="14294A"/>
+          <w:sz w:val="21"/>
+          <w:szCs w:val="21"/>
+        </w:rPr>
+        <w:t xml:space="preserve">Audit-write failure </w:t>
+      </w:r>
+      <w:r>
+        <w:rPr>
+          <w:rFonts w:ascii="Calibri" w:cs="Calibri" w:eastAsia="Calibri" w:hAnsi="Calibri"/>
+          <w:b w:val="false"/>
+          <w:bCs w:val="false"/>
+          <w:i w:val="false"/>
+          <w:iCs w:val="false"/>
+          <w:caps w:val="false"/>
+          <w:color w:val="1A2330"/>
+          <w:sz w:val="21"/>
+          <w:szCs w:val="21"/>
+        </w:rPr>
+        <w:t xml:space="preserve">must prevent enforcement unless a specifically approved emergency policy exists — a failed audit write is never a silent continue in enforcement mode.</w:t>
+      </w:r>
+    </w:p>
+    <w:p>
+      <w:pPr>
+        <w:pStyle w:val="ListParagraph"/>
+        <w:numPr>
+          <w:ilvl w:val="0"/>
+          <w:numId w:val="1"/>
+        </w:numPr>
+        <w:spacing w:after="70" w:line="268"/>
+      </w:pPr>
+      <w:r>
+        <w:rPr>
+          <w:rFonts w:ascii="Calibri" w:cs="Calibri" w:eastAsia="Calibri" w:hAnsi="Calibri"/>
+          <w:b/>
+          <w:bCs/>
+          <w:i w:val="false"/>
+          <w:iCs w:val="false"/>
+          <w:caps w:val="false"/>
+          <w:color w:val="14294A"/>
+          <w:sz w:val="21"/>
+          <w:szCs w:val="21"/>
+        </w:rPr>
+        <w:t xml:space="preserve">Execution-target uncertainty </w:t>
+      </w:r>
+      <w:r>
+        <w:rPr>
+          <w:rFonts w:ascii="Calibri" w:cs="Calibri" w:eastAsia="Calibri" w:hAnsi="Calibri"/>
+          <w:b w:val="false"/>
+          <w:bCs w:val="false"/>
+          <w:i w:val="false"/>
+          <w:iCs w:val="false"/>
+          <w:caps w:val="false"/>
+          <w:color w:val="1A2330"/>
+          <w:sz w:val="21"/>
+          <w:szCs w:val="21"/>
+        </w:rPr>
+        <w:t xml:space="preserve">must result in HOLD or REOBSERVE.</w:t>
+      </w:r>
+    </w:p>
+    <w:p>
+      <w:pPr>
+        <w:pStyle w:val="ListParagraph"/>
+        <w:numPr>
+          <w:ilvl w:val="0"/>
+          <w:numId w:val="1"/>
+        </w:numPr>
+        <w:spacing w:after="70" w:line="268"/>
+      </w:pPr>
+      <w:r>
+        <w:rPr>
+          <w:rFonts w:ascii="Calibri" w:cs="Calibri" w:eastAsia="Calibri" w:hAnsi="Calibri"/>
+          <w:b/>
+          <w:bCs/>
+          <w:i w:val="false"/>
+          <w:iCs w:val="false"/>
+          <w:caps w:val="false"/>
+          <w:color w:val="14294A"/>
+          <w:sz w:val="21"/>
+          <w:szCs w:val="21"/>
+        </w:rPr>
+        <w:t xml:space="preserve">Optional-accelerator failure </w:t>
+      </w:r>
+      <w:r>
+        <w:rPr>
+          <w:rFonts w:ascii="Calibri" w:cs="Calibri" w:eastAsia="Calibri" w:hAnsi="Calibri"/>
+          <w:b w:val="false"/>
+          <w:bCs w:val="false"/>
+          <w:i w:val="false"/>
+          <w:iCs w:val="false"/>
+          <w:caps w:val="false"/>
+          <w:color w:val="1A2330"/>
+          <w:sz w:val="21"/>
+          <w:szCs w:val="21"/>
+        </w:rPr>
+        <w:t xml:space="preserve">may use the unaccelerated path while recording degraded operation.</w:t>
+      </w:r>
+    </w:p>
+    <w:p>
+      <w:pPr>
         <w:pBdr>
           <w:bottom w:val="single" w:color="3E6FA5" w:sz="12" w:space="4"/>
         </w:pBdr>
@@ -8440,7 +8649,7 @@
                 <w:sz w:val="19"/>
                 <w:szCs w:val="19"/>
               </w:rPr>
-              <w:t xml:space="preserve">Product kernel — tenant identity, workflow config, Decision Governance, policy versions, human review, durable audit</w:t>
+              <w:t xml:space="preserve">Product kernel — tenant model, generic OIDC identity abstraction, Microsoft Entra ID reference integration, Decision Governance, human review, PostgreSQL durable audit, hash-chained event model, policy and workflow configuration</w:t>
             </w:r>
           </w:p>
         </w:tc>
@@ -8536,7 +8745,7 @@
                 <w:sz w:val="19"/>
                 <w:szCs w:val="19"/>
               </w:rPr>
-              <w:t xml:space="preserve">Pilot integration — two runtime connectors, Kubernetes execution connector, identity integration, review queue, pilot metrics</w:t>
+              <w:t xml:space="preserve">Pilot integration — Ugence Agent Runtime connector, LangGraph connector, Kubernetes execution-target connector, pilot metrics, design-partner deployment packaging</w:t>
             </w:r>
           </w:p>
         </w:tc>
@@ -8632,7 +8841,7 @@
                 <w:sz w:val="19"/>
                 <w:szCs w:val="19"/>
               </w:rPr>
-              <w:t xml:space="preserve">Controlled enforcement — exact-action credentials, commit-time recheck, execution receipts, reconciliation, promotion controls</w:t>
+              <w:t xml:space="preserve">Controlled enforcement — exact-action credentialing, commit-time state verification, execution receipts, reconciliation, idempotency and duplicate-execution protection, enforcement-promotion controls</w:t>
             </w:r>
           </w:p>
         </w:tc>
@@ -8766,6 +8975,39 @@
     </w:tbl>
     <w:p>
       <w:pPr>
+        <w:spacing w:after="120" w:before="100" w:line="276"/>
+      </w:pPr>
+      <w:r>
+        <w:rPr>
+          <w:rFonts w:ascii="Calibri" w:cs="Calibri" w:eastAsia="Calibri" w:hAnsi="Calibri"/>
+          <w:b/>
+          <w:bCs/>
+          <w:i w:val="false"/>
+          <w:iCs w:val="false"/>
+          <w:caps w:val="false"/>
+          <w:color w:val="14294A"/>
+          <w:sz w:val="21"/>
+          <w:szCs w:val="21"/>
+        </w:rPr>
+        <w:t xml:space="preserve">Kept outside the v1 committed milestones: </w:t>
+      </w:r>
+      <w:r>
+        <w:rPr>
+          <w:rFonts w:ascii="Calibri" w:cs="Calibri" w:eastAsia="Calibri" w:hAnsi="Calibri"/>
+          <w:b w:val="false"/>
+          <w:bCs w:val="false"/>
+          <w:i w:val="false"/>
+          <w:iCs w:val="false"/>
+          <w:caps w:val="false"/>
+          <w:color w:val="1A2330"/>
+          <w:sz w:val="21"/>
+          <w:szCs w:val="21"/>
+        </w:rPr>
+        <w:t xml:space="preserve">OpenAI Agents (runtime), SAML (identity), WORM / immutable object-storage export (audit hardening), and additional execution targets.</w:t>
+      </w:r>
+    </w:p>
+    <w:p>
+      <w:pPr>
         <w:pBdr>
           <w:bottom w:val="single" w:color="3E6FA5" w:sz="12" w:space="4"/>
         </w:pBdr>
@@ -8850,7 +9092,7 @@
           <w:sz w:val="21"/>
           <w:szCs w:val="21"/>
         </w:rPr>
-        <w:t xml:space="preserve">OIDC or SAML integration</w:t>
+        <w:t xml:space="preserve">Generic OIDC support</w:t>
       </w:r>
     </w:p>
     <w:p>
@@ -8874,7 +9116,7 @@
           <w:sz w:val="21"/>
           <w:szCs w:val="21"/>
         </w:rPr>
-        <w:t xml:space="preserve">Durable, tamper-evident audit</w:t>
+        <w:t xml:space="preserve">Microsoft Entra ID reference integration</w:t>
       </w:r>
     </w:p>
     <w:p>
@@ -8898,7 +9140,7 @@
           <w:sz w:val="21"/>
           <w:szCs w:val="21"/>
         </w:rPr>
-        <w:t xml:space="preserve">Secure, versioned APIs</w:t>
+        <w:t xml:space="preserve">Durable PostgreSQL audit store</w:t>
       </w:r>
     </w:p>
     <w:p>
@@ -8922,7 +9164,7 @@
           <w:sz w:val="21"/>
           <w:szCs w:val="21"/>
         </w:rPr>
-        <w:t xml:space="preserve">Two runtime connectors</w:t>
+        <w:t xml:space="preserve">Append-only, hash-chained governance events</w:t>
       </w:r>
     </w:p>
     <w:p>
@@ -8946,7 +9188,7 @@
           <w:sz w:val="21"/>
           <w:szCs w:val="21"/>
         </w:rPr>
-        <w:t xml:space="preserve">One enterprise identity integration</w:t>
+        <w:t xml:space="preserve">Secure and versioned APIs</w:t>
       </w:r>
     </w:p>
     <w:p>
@@ -8970,7 +9212,7 @@
           <w:sz w:val="21"/>
           <w:szCs w:val="21"/>
         </w:rPr>
-        <w:t xml:space="preserve">One governed execution-target connector (initially Kubernetes)</w:t>
+        <w:t xml:space="preserve">Ugence Agent Runtime connector</w:t>
       </w:r>
     </w:p>
     <w:p>
@@ -8994,7 +9236,7 @@
           <w:sz w:val="21"/>
           <w:szCs w:val="21"/>
         </w:rPr>
-        <w:t xml:space="preserve">Workflow-specific shadow mode</w:t>
+        <w:t xml:space="preserve">LangGraph runtime connector</w:t>
       </w:r>
     </w:p>
     <w:p>
@@ -9018,7 +9260,7 @@
           <w:sz w:val="21"/>
           <w:szCs w:val="21"/>
         </w:rPr>
-        <w:t xml:space="preserve">Human review and escalation</w:t>
+        <w:t xml:space="preserve">Kubernetes execution-target connector</w:t>
       </w:r>
     </w:p>
     <w:p>
@@ -9042,7 +9284,7 @@
           <w:sz w:val="21"/>
           <w:szCs w:val="21"/>
         </w:rPr>
-        <w:t xml:space="preserve">Controlled enforcement for selected actions</w:t>
+        <w:t xml:space="preserve">Human review and escalation</w:t>
       </w:r>
     </w:p>
     <w:p>
@@ -9066,7 +9308,79 @@
           <w:sz w:val="21"/>
           <w:szCs w:val="21"/>
         </w:rPr>
-        <w:t xml:space="preserve">Execution receipt and reconciliation</w:t>
+        <w:t xml:space="preserve">Workflow-specific shadow mode</w:t>
+      </w:r>
+    </w:p>
+    <w:p>
+      <w:pPr>
+        <w:pStyle w:val="ListParagraph"/>
+        <w:numPr>
+          <w:ilvl w:val="0"/>
+          <w:numId w:val="1"/>
+        </w:numPr>
+        <w:spacing w:after="70" w:line="268"/>
+      </w:pPr>
+      <w:r>
+        <w:rPr>
+          <w:rFonts w:ascii="Calibri" w:cs="Calibri" w:eastAsia="Calibri" w:hAnsi="Calibri"/>
+          <w:b w:val="false"/>
+          <w:bCs w:val="false"/>
+          <w:i w:val="false"/>
+          <w:iCs w:val="false"/>
+          <w:caps w:val="false"/>
+          <w:color w:val="1A2330"/>
+          <w:sz w:val="21"/>
+          <w:szCs w:val="21"/>
+        </w:rPr>
+        <w:t xml:space="preserve">Controlled enforcement for selected actions</w:t>
+      </w:r>
+    </w:p>
+    <w:p>
+      <w:pPr>
+        <w:pStyle w:val="ListParagraph"/>
+        <w:numPr>
+          <w:ilvl w:val="0"/>
+          <w:numId w:val="1"/>
+        </w:numPr>
+        <w:spacing w:after="70" w:line="268"/>
+      </w:pPr>
+      <w:r>
+        <w:rPr>
+          <w:rFonts w:ascii="Calibri" w:cs="Calibri" w:eastAsia="Calibri" w:hAnsi="Calibri"/>
+          <w:b w:val="false"/>
+          <w:bCs w:val="false"/>
+          <w:i w:val="false"/>
+          <w:iCs w:val="false"/>
+          <w:caps w:val="false"/>
+          <w:color w:val="1A2330"/>
+          <w:sz w:val="21"/>
+          <w:szCs w:val="21"/>
+        </w:rPr>
+        <w:t xml:space="preserve">Execution receipts</w:t>
+      </w:r>
+    </w:p>
+    <w:p>
+      <w:pPr>
+        <w:pStyle w:val="ListParagraph"/>
+        <w:numPr>
+          <w:ilvl w:val="0"/>
+          <w:numId w:val="1"/>
+        </w:numPr>
+        <w:spacing w:after="70" w:line="268"/>
+      </w:pPr>
+      <w:r>
+        <w:rPr>
+          <w:rFonts w:ascii="Calibri" w:cs="Calibri" w:eastAsia="Calibri" w:hAnsi="Calibri"/>
+          <w:b w:val="false"/>
+          <w:bCs w:val="false"/>
+          <w:i w:val="false"/>
+          <w:iCs w:val="false"/>
+          <w:caps w:val="false"/>
+          <w:color w:val="1A2330"/>
+          <w:sz w:val="21"/>
+          <w:szCs w:val="21"/>
+        </w:rPr>
+        <w:t xml:space="preserve">Reconciliation</w:t>
       </w:r>
     </w:p>
     <w:p>
@@ -9158,6 +9472,315 @@
           <w:sz w:val="24"/>
           <w:szCs w:val="24"/>
         </w:rPr>
+        <w:t xml:space="preserve">v1 reference integrations (behind versioned interfaces)</w:t>
+      </w:r>
+    </w:p>
+    <w:tbl>
+      <w:tblPr>
+        <w:tblW w:type="dxa" w:w="10080"/>
+        <w:tblBorders>
+          <w:top w:val="single" w:color="EAF0F7" w:sz="2"/>
+          <w:left w:val="single" w:color="3E6FA5" w:sz="28"/>
+          <w:bottom w:val="single" w:color="EAF0F7" w:sz="2"/>
+          <w:right w:val="single" w:color="EAF0F7" w:sz="2"/>
+          <w:insideH w:val="none"/>
+          <w:insideV w:val="none"/>
+        </w:tblBorders>
+      </w:tblPr>
+      <w:tblGrid>
+        <w:gridCol w:w="10080"/>
+      </w:tblGrid>
+      <w:tr>
+        <w:tc>
+          <w:tcPr>
+            <w:tcW w:type="dxa" w:w="10080"/>
+            <w:shd w:fill="EAF0F7" w:color="auto" w:val="clear"/>
+            <w:tcMar>
+              <w:top w:type="dxa" w:w="120"/>
+              <w:left w:type="dxa" w:w="200"/>
+              <w:bottom w:type="dxa" w:w="120"/>
+              <w:right w:type="dxa" w:w="160"/>
+            </w:tcMar>
+          </w:tcPr>
+          <w:p>
+            <w:pPr>
+              <w:spacing w:after="0" w:line="276"/>
+            </w:pPr>
+            <w:r>
+              <w:rPr>
+                <w:rFonts w:ascii="Calibri" w:cs="Calibri" w:eastAsia="Calibri" w:hAnsi="Calibri"/>
+                <w:b w:val="false"/>
+                <w:bCs w:val="false"/>
+                <w:i/>
+                <w:iCs/>
+                <w:caps w:val="false"/>
+                <w:color w:val="1F3A5F"/>
+                <w:sz w:val="21"/>
+                <w:szCs w:val="21"/>
+              </w:rPr>
+              <w:t xml:space="preserve">The v1 product uses LangGraph, PostgreSQL, Microsoft Entra ID, and Kubernetes as reference integrations behind versioned interfaces. Customer-specific runtimes, identity providers, audit architectures, and execution targets may be substituted without changing the governance kernel or canonical contracts.</w:t>
+            </w:r>
+          </w:p>
+        </w:tc>
+      </w:tr>
+    </w:tbl>
+    <w:p>
+      <w:pPr>
+        <w:pStyle w:val="ListParagraph"/>
+        <w:numPr>
+          <w:ilvl w:val="0"/>
+          <w:numId w:val="1"/>
+        </w:numPr>
+        <w:spacing w:after="70" w:line="268"/>
+      </w:pPr>
+      <w:r>
+        <w:rPr>
+          <w:rFonts w:ascii="Calibri" w:cs="Calibri" w:eastAsia="Calibri" w:hAnsi="Calibri"/>
+          <w:b/>
+          <w:bCs/>
+          <w:i w:val="false"/>
+          <w:iCs w:val="false"/>
+          <w:caps w:val="false"/>
+          <w:color w:val="14294A"/>
+          <w:sz w:val="21"/>
+          <w:szCs w:val="21"/>
+        </w:rPr>
+        <w:t xml:space="preserve">LangGraph — </w:t>
+      </w:r>
+      <w:r>
+        <w:rPr>
+          <w:rFonts w:ascii="Calibri" w:cs="Calibri" w:eastAsia="Calibri" w:hAnsi="Calibri"/>
+          <w:b w:val="false"/>
+          <w:bCs w:val="false"/>
+          <w:i w:val="false"/>
+          <w:iCs w:val="false"/>
+          <w:caps w:val="false"/>
+          <w:color w:val="1A2330"/>
+          <w:sz w:val="21"/>
+          <w:szCs w:val="21"/>
+        </w:rPr>
+        <w:t xml:space="preserve">a widely-used, vendor-neutral enterprise-agent target that reduces multi-runtime integration risk; Ugence already holds relevant cross-runtime interoperability evidence.</w:t>
+      </w:r>
+    </w:p>
+    <w:p>
+      <w:pPr>
+        <w:pStyle w:val="ListParagraph"/>
+        <w:numPr>
+          <w:ilvl w:val="0"/>
+          <w:numId w:val="1"/>
+        </w:numPr>
+        <w:spacing w:after="70" w:line="268"/>
+      </w:pPr>
+      <w:r>
+        <w:rPr>
+          <w:rFonts w:ascii="Calibri" w:cs="Calibri" w:eastAsia="Calibri" w:hAnsi="Calibri"/>
+          <w:b/>
+          <w:bCs/>
+          <w:i w:val="false"/>
+          <w:iCs w:val="false"/>
+          <w:caps w:val="false"/>
+          <w:color w:val="14294A"/>
+          <w:sz w:val="21"/>
+          <w:szCs w:val="21"/>
+        </w:rPr>
+        <w:t xml:space="preserve">PostgreSQL — </w:t>
+      </w:r>
+      <w:r>
+        <w:rPr>
+          <w:rFonts w:ascii="Calibri" w:cs="Calibri" w:eastAsia="Calibri" w:hAnsi="Calibri"/>
+          <w:b w:val="false"/>
+          <w:bCs w:val="false"/>
+          <w:i w:val="false"/>
+          <w:iCs w:val="false"/>
+          <w:caps w:val="false"/>
+          <w:color w:val="1A2330"/>
+          <w:sz w:val="21"/>
+          <w:szCs w:val="21"/>
+        </w:rPr>
+        <w:t xml:space="preserve">enterprise-familiar and deployable for a design partner, with transactional integrity and structured, reconstructable audit.</w:t>
+      </w:r>
+    </w:p>
+    <w:p>
+      <w:pPr>
+        <w:pStyle w:val="ListParagraph"/>
+        <w:numPr>
+          <w:ilvl w:val="0"/>
+          <w:numId w:val="1"/>
+        </w:numPr>
+        <w:spacing w:after="70" w:line="268"/>
+      </w:pPr>
+      <w:r>
+        <w:rPr>
+          <w:rFonts w:ascii="Calibri" w:cs="Calibri" w:eastAsia="Calibri" w:hAnsi="Calibri"/>
+          <w:b/>
+          <w:bCs/>
+          <w:i w:val="false"/>
+          <w:iCs w:val="false"/>
+          <w:caps w:val="false"/>
+          <w:color w:val="14294A"/>
+          <w:sz w:val="21"/>
+          <w:szCs w:val="21"/>
+        </w:rPr>
+        <w:t xml:space="preserve">OIDC with Microsoft Entra ID — </w:t>
+      </w:r>
+      <w:r>
+        <w:rPr>
+          <w:rFonts w:ascii="Calibri" w:cs="Calibri" w:eastAsia="Calibri" w:hAnsi="Calibri"/>
+          <w:b w:val="false"/>
+          <w:bCs w:val="false"/>
+          <w:i w:val="false"/>
+          <w:iCs w:val="false"/>
+          <w:caps w:val="false"/>
+          <w:color w:val="1A2330"/>
+          <w:sz w:val="21"/>
+          <w:szCs w:val="21"/>
+        </w:rPr>
+        <w:t xml:space="preserve">standards-based identity that aligns with GCC and enterprise adoption while keeping the product portable (not Microsoft-specific).</w:t>
+      </w:r>
+    </w:p>
+    <w:p>
+      <w:pPr>
+        <w:pStyle w:val="ListParagraph"/>
+        <w:numPr>
+          <w:ilvl w:val="0"/>
+          <w:numId w:val="1"/>
+        </w:numPr>
+        <w:spacing w:after="70" w:line="268"/>
+      </w:pPr>
+      <w:r>
+        <w:rPr>
+          <w:rFonts w:ascii="Calibri" w:cs="Calibri" w:eastAsia="Calibri" w:hAnsi="Calibri"/>
+          <w:b/>
+          <w:bCs/>
+          <w:i w:val="false"/>
+          <w:iCs w:val="false"/>
+          <w:caps w:val="false"/>
+          <w:color w:val="14294A"/>
+          <w:sz w:val="21"/>
+          <w:szCs w:val="21"/>
+        </w:rPr>
+        <w:t xml:space="preserve">Kubernetes — </w:t>
+      </w:r>
+      <w:r>
+        <w:rPr>
+          <w:rFonts w:ascii="Calibri" w:cs="Calibri" w:eastAsia="Calibri" w:hAnsi="Calibri"/>
+          <w:b w:val="false"/>
+          <w:bCs w:val="false"/>
+          <w:i w:val="false"/>
+          <w:iCs w:val="false"/>
+          <w:caps w:val="false"/>
+          <w:color w:val="1A2330"/>
+          <w:sz w:val="21"/>
+          <w:szCs w:val="21"/>
+        </w:rPr>
+        <w:t xml:space="preserve">matches the initial infrastructure-agent wedge, where blast radius is concrete and shadow mode is natural.</w:t>
+      </w:r>
+    </w:p>
+    <w:p>
+      <w:pPr>
+        <w:spacing w:after="120" w:before="60" w:line="276"/>
+      </w:pPr>
+      <w:r>
+        <w:rPr>
+          <w:rFonts w:ascii="Calibri" w:cs="Calibri" w:eastAsia="Calibri" w:hAnsi="Calibri"/>
+          <w:b/>
+          <w:bCs/>
+          <w:i w:val="false"/>
+          <w:iCs w:val="false"/>
+          <w:caps w:val="false"/>
+          <w:color w:val="14294A"/>
+          <w:sz w:val="21"/>
+          <w:szCs w:val="21"/>
+        </w:rPr>
+        <w:t xml:space="preserve">OpenAI Agents </w:t>
+      </w:r>
+      <w:r>
+        <w:rPr>
+          <w:rFonts w:ascii="Calibri" w:cs="Calibri" w:eastAsia="Calibri" w:hAnsi="Calibri"/>
+          <w:b w:val="false"/>
+          <w:bCs w:val="false"/>
+          <w:i w:val="false"/>
+          <w:iCs w:val="false"/>
+          <w:caps w:val="false"/>
+          <w:color w:val="1A2330"/>
+          <w:sz w:val="21"/>
+          <w:szCs w:val="21"/>
+        </w:rPr>
+        <w:t xml:space="preserve">(runtime), </w:t>
+      </w:r>
+      <w:r>
+        <w:rPr>
+          <w:rFonts w:ascii="Calibri" w:cs="Calibri" w:eastAsia="Calibri" w:hAnsi="Calibri"/>
+          <w:b/>
+          <w:bCs/>
+          <w:i w:val="false"/>
+          <w:iCs w:val="false"/>
+          <w:caps w:val="false"/>
+          <w:color w:val="14294A"/>
+          <w:sz w:val="21"/>
+          <w:szCs w:val="21"/>
+        </w:rPr>
+        <w:t xml:space="preserve">SAML </w:t>
+      </w:r>
+      <w:r>
+        <w:rPr>
+          <w:rFonts w:ascii="Calibri" w:cs="Calibri" w:eastAsia="Calibri" w:hAnsi="Calibri"/>
+          <w:b w:val="false"/>
+          <w:bCs w:val="false"/>
+          <w:i w:val="false"/>
+          <w:iCs w:val="false"/>
+          <w:caps w:val="false"/>
+          <w:color w:val="1A2330"/>
+          <w:sz w:val="21"/>
+          <w:szCs w:val="21"/>
+        </w:rPr>
+        <w:t xml:space="preserve">(identity), and </w:t>
+      </w:r>
+      <w:r>
+        <w:rPr>
+          <w:rFonts w:ascii="Calibri" w:cs="Calibri" w:eastAsia="Calibri" w:hAnsi="Calibri"/>
+          <w:b/>
+          <w:bCs/>
+          <w:i w:val="false"/>
+          <w:iCs w:val="false"/>
+          <w:caps w:val="false"/>
+          <w:color w:val="14294A"/>
+          <w:sz w:val="21"/>
+          <w:szCs w:val="21"/>
+        </w:rPr>
+        <w:t xml:space="preserve">WORM / immutable object-storage export </w:t>
+      </w:r>
+      <w:r>
+        <w:rPr>
+          <w:rFonts w:ascii="Calibri" w:cs="Calibri" w:eastAsia="Calibri" w:hAnsi="Calibri"/>
+          <w:b w:val="false"/>
+          <w:bCs w:val="false"/>
+          <w:i w:val="false"/>
+          <w:iCs w:val="false"/>
+          <w:caps w:val="false"/>
+          <w:color w:val="1A2330"/>
+          <w:sz w:val="21"/>
+          <w:szCs w:val="21"/>
+        </w:rPr>
+        <w:t xml:space="preserve">(audit hardening) are post-v1 items, not part of the committed v1 acceptance boundary.</w:t>
+      </w:r>
+    </w:p>
+    <w:p>
+      <w:pPr>
+        <w:spacing w:after="60" w:before="220"/>
+      </w:pPr>
+      <w:r>
+        <w:rPr>
+          <w:rFonts w:ascii="Calibri" w:cs="Calibri" w:eastAsia="Calibri" w:hAnsi="Calibri"/>
+          <w:b/>
+          <w:bCs/>
+          <w:i w:val="false"/>
+          <w:iCs w:val="false"/>
+          <w:caps w:val="false"/>
+          <w:color w:val="1F3A5F"/>
+          <w:sz w:val="24"/>
+          <w:szCs w:val="24"/>
+        </w:rPr>
         <w:t xml:space="preserve">Reference architecture</w:t>
       </w:r>
     </w:p>
@@ -9553,7 +10176,233 @@
           <w:sz w:val="21"/>
           <w:szCs w:val="21"/>
         </w:rPr>
-        <w:t xml:space="preserve">Three connector classes, each with a defined contract for: supported action types, shadow capability, enforcement capability, authentication model, receipt support, reconciliation support, failure behavior, and version compatibility. Failure behavior follows the fail-closed rule — a connector that cannot confirm a required control never yields ALLOW.</w:t>
+        <w:t xml:space="preserve">Three connector classes, each behind a versioned interface. The proposing agent and runtime are untrusted; failure behavior follows the fail-closed rule — a connector that cannot confirm a required control never yields ALLOW.</w:t>
+      </w:r>
+    </w:p>
+    <w:p>
+      <w:pPr>
+        <w:pStyle w:val="ListParagraph"/>
+        <w:numPr>
+          <w:ilvl w:val="0"/>
+          <w:numId w:val="1"/>
+        </w:numPr>
+        <w:spacing w:after="70" w:line="268"/>
+      </w:pPr>
+      <w:r>
+        <w:rPr>
+          <w:rFonts w:ascii="Calibri" w:cs="Calibri" w:eastAsia="Calibri" w:hAnsi="Calibri"/>
+          <w:b/>
+          <w:bCs/>
+          <w:i w:val="false"/>
+          <w:iCs w:val="false"/>
+          <w:caps w:val="false"/>
+          <w:color w:val="14294A"/>
+          <w:sz w:val="21"/>
+          <w:szCs w:val="21"/>
+        </w:rPr>
+        <w:t xml:space="preserve">Runtime connectors — </w:t>
+      </w:r>
+      <w:r>
+        <w:rPr>
+          <w:rFonts w:ascii="Calibri" w:cs="Calibri" w:eastAsia="Calibri" w:hAnsi="Calibri"/>
+          <w:b w:val="false"/>
+          <w:bCs w:val="false"/>
+          <w:i w:val="false"/>
+          <w:iCs w:val="false"/>
+          <w:caps w:val="false"/>
+          <w:color w:val="1A2330"/>
+          <w:sz w:val="21"/>
+          <w:szCs w:val="21"/>
+        </w:rPr>
+        <w:t xml:space="preserve">Ugence Agent Runtime </w:t>
+      </w:r>
+      <w:r>
+        <w:rPr>
+          <w:rFonts w:ascii="Calibri" w:cs="Calibri" w:eastAsia="Calibri" w:hAnsi="Calibri"/>
+          <w:b/>
+          <w:bCs/>
+          <w:i w:val="false"/>
+          <w:iCs w:val="false"/>
+          <w:caps w:val="false"/>
+          <w:color w:val="1E7A46"/>
+          <w:sz w:val="21"/>
+          <w:szCs w:val="21"/>
+        </w:rPr>
+        <w:t xml:space="preserve">[committed v1]</w:t>
+      </w:r>
+      <w:r>
+        <w:rPr>
+          <w:rFonts w:ascii="Calibri" w:cs="Calibri" w:eastAsia="Calibri" w:hAnsi="Calibri"/>
+          <w:b w:val="false"/>
+          <w:bCs w:val="false"/>
+          <w:i w:val="false"/>
+          <w:iCs w:val="false"/>
+          <w:caps w:val="false"/>
+          <w:color w:val="1A2330"/>
+          <w:sz w:val="21"/>
+          <w:szCs w:val="21"/>
+        </w:rPr>
+        <w:t xml:space="preserve"> · LangGraph </w:t>
+      </w:r>
+      <w:r>
+        <w:rPr>
+          <w:rFonts w:ascii="Calibri" w:cs="Calibri" w:eastAsia="Calibri" w:hAnsi="Calibri"/>
+          <w:b/>
+          <w:bCs/>
+          <w:i w:val="false"/>
+          <w:iCs w:val="false"/>
+          <w:caps w:val="false"/>
+          <w:color w:val="1E7A46"/>
+          <w:sz w:val="21"/>
+          <w:szCs w:val="21"/>
+        </w:rPr>
+        <w:t xml:space="preserve">[committed v1]</w:t>
+      </w:r>
+      <w:r>
+        <w:rPr>
+          <w:rFonts w:ascii="Calibri" w:cs="Calibri" w:eastAsia="Calibri" w:hAnsi="Calibri"/>
+          <w:b w:val="false"/>
+          <w:bCs w:val="false"/>
+          <w:i w:val="false"/>
+          <w:iCs w:val="false"/>
+          <w:caps w:val="false"/>
+          <w:color w:val="1A2330"/>
+          <w:sz w:val="21"/>
+          <w:szCs w:val="21"/>
+        </w:rPr>
+        <w:t xml:space="preserve"> · OpenAI Agents </w:t>
+      </w:r>
+      <w:r>
+        <w:rPr>
+          <w:rFonts w:ascii="Calibri" w:cs="Calibri" w:eastAsia="Calibri" w:hAnsi="Calibri"/>
+          <w:b/>
+          <w:bCs/>
+          <w:i w:val="false"/>
+          <w:iCs w:val="false"/>
+          <w:caps w:val="false"/>
+          <w:color w:val="5A6B7B"/>
+          <w:sz w:val="21"/>
+          <w:szCs w:val="21"/>
+        </w:rPr>
+        <w:t xml:space="preserve">[planned after v1]</w:t>
+      </w:r>
+      <w:r>
+        <w:rPr>
+          <w:rFonts w:ascii="Calibri" w:cs="Calibri" w:eastAsia="Calibri" w:hAnsi="Calibri"/>
+          <w:b w:val="false"/>
+          <w:bCs w:val="false"/>
+          <w:i w:val="false"/>
+          <w:iCs w:val="false"/>
+          <w:caps w:val="false"/>
+          <w:color w:val="1A2330"/>
+          <w:sz w:val="21"/>
+          <w:szCs w:val="21"/>
+        </w:rPr>
+        <w:t xml:space="preserve">. A runtime connector maps proposed actions into the Canonical Execution Request contract; it never authorizes.</w:t>
+      </w:r>
+    </w:p>
+    <w:p>
+      <w:pPr>
+        <w:pStyle w:val="ListParagraph"/>
+        <w:numPr>
+          <w:ilvl w:val="0"/>
+          <w:numId w:val="1"/>
+        </w:numPr>
+        <w:spacing w:after="70" w:line="268"/>
+      </w:pPr>
+      <w:r>
+        <w:rPr>
+          <w:rFonts w:ascii="Calibri" w:cs="Calibri" w:eastAsia="Calibri" w:hAnsi="Calibri"/>
+          <w:b/>
+          <w:bCs/>
+          <w:i w:val="false"/>
+          <w:iCs w:val="false"/>
+          <w:caps w:val="false"/>
+          <w:color w:val="14294A"/>
+          <w:sz w:val="21"/>
+          <w:szCs w:val="21"/>
+        </w:rPr>
+        <w:t xml:space="preserve">Execution-target connector — </w:t>
+      </w:r>
+      <w:r>
+        <w:rPr>
+          <w:rFonts w:ascii="Calibri" w:cs="Calibri" w:eastAsia="Calibri" w:hAnsi="Calibri"/>
+          <w:b w:val="false"/>
+          <w:bCs w:val="false"/>
+          <w:i w:val="false"/>
+          <w:iCs w:val="false"/>
+          <w:caps w:val="false"/>
+          <w:color w:val="1A2330"/>
+          <w:sz w:val="21"/>
+          <w:szCs w:val="21"/>
+        </w:rPr>
+        <w:t xml:space="preserve">Kubernetes </w:t>
+      </w:r>
+      <w:r>
+        <w:rPr>
+          <w:rFonts w:ascii="Calibri" w:cs="Calibri" w:eastAsia="Calibri" w:hAnsi="Calibri"/>
+          <w:b/>
+          <w:bCs/>
+          <w:i w:val="false"/>
+          <w:iCs w:val="false"/>
+          <w:caps w:val="false"/>
+          <w:color w:val="1E7A46"/>
+          <w:sz w:val="21"/>
+          <w:szCs w:val="21"/>
+        </w:rPr>
+        <w:t xml:space="preserve">[committed v1 reference target]</w:t>
+      </w:r>
+      <w:r>
+        <w:rPr>
+          <w:rFonts w:ascii="Calibri" w:cs="Calibri" w:eastAsia="Calibri" w:hAnsi="Calibri"/>
+          <w:b w:val="false"/>
+          <w:bCs w:val="false"/>
+          <w:i w:val="false"/>
+          <w:iCs w:val="false"/>
+          <w:caps w:val="false"/>
+          <w:color w:val="1A2330"/>
+          <w:sz w:val="21"/>
+          <w:szCs w:val="21"/>
+        </w:rPr>
+        <w:t xml:space="preserve">.</w:t>
+      </w:r>
+    </w:p>
+    <w:p>
+      <w:pPr>
+        <w:pStyle w:val="ListParagraph"/>
+        <w:numPr>
+          <w:ilvl w:val="0"/>
+          <w:numId w:val="1"/>
+        </w:numPr>
+        <w:spacing w:after="70" w:line="268"/>
+      </w:pPr>
+      <w:r>
+        <w:rPr>
+          <w:rFonts w:ascii="Calibri" w:cs="Calibri" w:eastAsia="Calibri" w:hAnsi="Calibri"/>
+          <w:b/>
+          <w:bCs/>
+          <w:i w:val="false"/>
+          <w:iCs w:val="false"/>
+          <w:caps w:val="false"/>
+          <w:color w:val="14294A"/>
+          <w:sz w:val="21"/>
+          <w:szCs w:val="21"/>
+        </w:rPr>
+        <w:t xml:space="preserve">Enterprise-service connectors — </w:t>
+      </w:r>
+      <w:r>
+        <w:rPr>
+          <w:rFonts w:ascii="Calibri" w:cs="Calibri" w:eastAsia="Calibri" w:hAnsi="Calibri"/>
+          <w:b w:val="false"/>
+          <w:bCs w:val="false"/>
+          <w:i w:val="false"/>
+          <w:iCs w:val="false"/>
+          <w:caps w:val="false"/>
+          <w:color w:val="1A2330"/>
+          <w:sz w:val="21"/>
+          <w:szCs w:val="21"/>
+        </w:rPr>
+        <w:t xml:space="preserve">generic OIDC identity interface with a Microsoft Entra ID reference adapter; PostgreSQL durable-audit adapter; policy and evidence interfaces.</w:t>
       </w:r>
     </w:p>
     <w:tbl>
@@ -9569,9 +10418,10 @@
         </w:tblBorders>
       </w:tblPr>
       <w:tblGrid>
-        <w:gridCol w:w="3000"/>
-        <w:gridCol w:w="4380"/>
-        <w:gridCol w:w="2700"/>
+        <w:gridCol w:w="1720"/>
+        <w:gridCol w:w="2760"/>
+        <w:gridCol w:w="2760"/>
+        <w:gridCol w:w="2840"/>
       </w:tblGrid>
       <w:tr>
         <w:trPr>
@@ -9579,7 +10429,7 @@
         </w:trPr>
         <w:tc>
           <w:tcPr>
-            <w:tcW w:type="dxa" w:w="3000"/>
+            <w:tcW w:type="dxa" w:w="1720"/>
             <w:shd w:fill="1F3A5F" w:color="auto" w:val="clear"/>
             <w:tcMar>
               <w:top w:type="dxa" w:w="60"/>
@@ -9605,13 +10455,13 @@
                 <w:sz w:val="19"/>
                 <w:szCs w:val="19"/>
               </w:rPr>
-              <w:t xml:space="preserve">Connector class</w:t>
-            </w:r>
-          </w:p>
-        </w:tc>
-        <w:tc>
-          <w:tcPr>
-            <w:tcW w:type="dxa" w:w="4380"/>
+              <w:t xml:space="preserve">Attribute</w:t>
+            </w:r>
+          </w:p>
+        </w:tc>
+        <w:tc>
+          <w:tcPr>
+            <w:tcW w:type="dxa" w:w="2760"/>
             <w:shd w:fill="1F3A5F" w:color="auto" w:val="clear"/>
             <w:tcMar>
               <w:top w:type="dxa" w:w="60"/>
@@ -9637,13 +10487,13 @@
                 <w:sz w:val="19"/>
                 <w:szCs w:val="19"/>
               </w:rPr>
-              <w:t xml:space="preserve">v1 scope</w:t>
-            </w:r>
-          </w:p>
-        </w:tc>
-        <w:tc>
-          <w:tcPr>
-            <w:tcW w:type="dxa" w:w="2700"/>
+              <w:t xml:space="preserve">Runtime (Ugence + LangGraph)</w:t>
+            </w:r>
+          </w:p>
+        </w:tc>
+        <w:tc>
+          <w:tcPr>
+            <w:tcW w:type="dxa" w:w="2760"/>
             <w:shd w:fill="1F3A5F" w:color="auto" w:val="clear"/>
             <w:tcMar>
               <w:top w:type="dxa" w:w="60"/>
@@ -9669,7 +10519,39 @@
                 <w:sz w:val="19"/>
                 <w:szCs w:val="19"/>
               </w:rPr>
-              <w:t xml:space="preserve">Later</w:t>
+              <w:t xml:space="preserve">Execution target (Kubernetes)</w:t>
+            </w:r>
+          </w:p>
+        </w:tc>
+        <w:tc>
+          <w:tcPr>
+            <w:tcW w:type="dxa" w:w="2840"/>
+            <w:shd w:fill="1F3A5F" w:color="auto" w:val="clear"/>
+            <w:tcMar>
+              <w:top w:type="dxa" w:w="60"/>
+              <w:left w:type="dxa" w:w="110"/>
+              <w:bottom w:type="dxa" w:w="60"/>
+              <w:right w:type="dxa" w:w="110"/>
+            </w:tcMar>
+            <w:vAlign w:val="center"/>
+          </w:tcPr>
+          <w:p>
+            <w:pPr>
+              <w:spacing w:after="0" w:line="260"/>
+            </w:pPr>
+            <w:r>
+              <w:rPr>
+                <w:rFonts w:ascii="Calibri" w:cs="Calibri" w:eastAsia="Calibri" w:hAnsi="Calibri"/>
+                <w:b/>
+                <w:bCs/>
+                <w:i w:val="false"/>
+                <w:iCs w:val="false"/>
+                <w:caps w:val="false"/>
+                <w:color w:val="FFFFFF"/>
+                <w:sz w:val="19"/>
+                <w:szCs w:val="19"/>
+              </w:rPr>
+              <w:t xml:space="preserve">Enterprise services (OIDC/Entra · PostgreSQL)</w:t>
             </w:r>
           </w:p>
         </w:tc>
@@ -9677,7 +10559,7 @@
       <w:tr>
         <w:tc>
           <w:tcPr>
-            <w:tcW w:type="dxa" w:w="3000"/>
+            <w:tcW w:type="dxa" w:w="1720"/>
             <w:shd w:fill="FFFFFF" w:color="auto" w:val="clear"/>
             <w:tcMar>
               <w:top w:type="dxa" w:w="60"/>
@@ -9703,13 +10585,13 @@
                 <w:sz w:val="19"/>
                 <w:szCs w:val="19"/>
               </w:rPr>
-              <w:t xml:space="preserve">Runtime connectors</w:t>
-            </w:r>
-          </w:p>
-        </w:tc>
-        <w:tc>
-          <w:tcPr>
-            <w:tcW w:type="dxa" w:w="4380"/>
+              <w:t xml:space="preserve">Supported action types</w:t>
+            </w:r>
+          </w:p>
+        </w:tc>
+        <w:tc>
+          <w:tcPr>
+            <w:tcW w:type="dxa" w:w="2760"/>
             <w:shd w:fill="FFFFFF" w:color="auto" w:val="clear"/>
             <w:tcMar>
               <w:top w:type="dxa" w:w="60"/>
@@ -9735,13 +10617,13 @@
                 <w:sz w:val="19"/>
                 <w:szCs w:val="19"/>
               </w:rPr>
-              <w:t xml:space="preserve">Ugence Agent Runtime + one enterprise runtime (LangGraph or OpenAI Agents)</w:t>
-            </w:r>
-          </w:p>
-        </w:tc>
-        <w:tc>
-          <w:tcPr>
-            <w:tcW w:type="dxa" w:w="2700"/>
+              <w:t xml:space="preserve">Proposed assertions, recommendations, actions → CER</w:t>
+            </w:r>
+          </w:p>
+        </w:tc>
+        <w:tc>
+          <w:tcPr>
+            <w:tcW w:type="dxa" w:w="2760"/>
             <w:shd w:fill="FFFFFF" w:color="auto" w:val="clear"/>
             <w:tcMar>
               <w:top w:type="dxa" w:w="60"/>
@@ -9767,7 +10649,39 @@
                 <w:sz w:val="19"/>
                 <w:szCs w:val="19"/>
               </w:rPr>
-              <w:t xml:space="preserve">Additional agent frameworks</w:t>
+              <w:t xml:space="preserve">Concrete target operations (K8s rollout / scale / delete)</w:t>
+            </w:r>
+          </w:p>
+        </w:tc>
+        <w:tc>
+          <w:tcPr>
+            <w:tcW w:type="dxa" w:w="2840"/>
+            <w:shd w:fill="FFFFFF" w:color="auto" w:val="clear"/>
+            <w:tcMar>
+              <w:top w:type="dxa" w:w="60"/>
+              <w:left w:type="dxa" w:w="110"/>
+              <w:bottom w:type="dxa" w:w="60"/>
+              <w:right w:type="dxa" w:w="110"/>
+            </w:tcMar>
+            <w:vAlign w:val="center"/>
+          </w:tcPr>
+          <w:p>
+            <w:pPr>
+              <w:spacing w:after="0" w:line="260"/>
+            </w:pPr>
+            <w:r>
+              <w:rPr>
+                <w:rFonts w:ascii="Calibri" w:cs="Calibri" w:eastAsia="Calibri" w:hAnsi="Calibri"/>
+                <w:b w:val="false"/>
+                <w:bCs w:val="false"/>
+                <w:i w:val="false"/>
+                <w:iCs w:val="false"/>
+                <w:caps w:val="false"/>
+                <w:color w:val="1A2330"/>
+                <w:sz w:val="19"/>
+                <w:szCs w:val="19"/>
+              </w:rPr>
+              <w:t xml:space="preserve">Identity resolution; durable audit write; policy &amp; evidence lookups</w:t>
             </w:r>
           </w:p>
         </w:tc>
@@ -9775,7 +10689,7 @@
       <w:tr>
         <w:tc>
           <w:tcPr>
-            <w:tcW w:type="dxa" w:w="3000"/>
+            <w:tcW w:type="dxa" w:w="1720"/>
             <w:shd w:fill="F5F8FC" w:color="auto" w:val="clear"/>
             <w:tcMar>
               <w:top w:type="dxa" w:w="60"/>
@@ -9801,13 +10715,13 @@
                 <w:sz w:val="19"/>
                 <w:szCs w:val="19"/>
               </w:rPr>
-              <w:t xml:space="preserve">Execution-target connectors</w:t>
-            </w:r>
-          </w:p>
-        </w:tc>
-        <w:tc>
-          <w:tcPr>
-            <w:tcW w:type="dxa" w:w="4380"/>
+              <w:t xml:space="preserve">Shadow capability</w:t>
+            </w:r>
+          </w:p>
+        </w:tc>
+        <w:tc>
+          <w:tcPr>
+            <w:tcW w:type="dxa" w:w="2760"/>
             <w:shd w:fill="F5F8FC" w:color="auto" w:val="clear"/>
             <w:tcMar>
               <w:top w:type="dxa" w:w="60"/>
@@ -9833,13 +10747,13 @@
                 <w:sz w:val="19"/>
                 <w:szCs w:val="19"/>
               </w:rPr>
-              <w:t xml:space="preserve">Kubernetes</w:t>
-            </w:r>
-          </w:p>
-        </w:tc>
-        <w:tc>
-          <w:tcPr>
-            <w:tcW w:type="dxa" w:w="2700"/>
+              <w:t xml:space="preserve">Yes — submit without execution</w:t>
+            </w:r>
+          </w:p>
+        </w:tc>
+        <w:tc>
+          <w:tcPr>
+            <w:tcW w:type="dxa" w:w="2760"/>
             <w:shd w:fill="F5F8FC" w:color="auto" w:val="clear"/>
             <w:tcMar>
               <w:top w:type="dxa" w:w="60"/>
@@ -9865,7 +10779,39 @@
                 <w:sz w:val="19"/>
                 <w:szCs w:val="19"/>
               </w:rPr>
-              <w:t xml:space="preserve">GitHub, Terraform, AWS, databases, enterprise APIs</w:t>
+              <w:t xml:space="preserve">Yes — evaluate, do not execute</w:t>
+            </w:r>
+          </w:p>
+        </w:tc>
+        <w:tc>
+          <w:tcPr>
+            <w:tcW w:type="dxa" w:w="2840"/>
+            <w:shd w:fill="F5F8FC" w:color="auto" w:val="clear"/>
+            <w:tcMar>
+              <w:top w:type="dxa" w:w="60"/>
+              <w:left w:type="dxa" w:w="110"/>
+              <w:bottom w:type="dxa" w:w="60"/>
+              <w:right w:type="dxa" w:w="110"/>
+            </w:tcMar>
+            <w:vAlign w:val="center"/>
+          </w:tcPr>
+          <w:p>
+            <w:pPr>
+              <w:spacing w:after="0" w:line="260"/>
+            </w:pPr>
+            <w:r>
+              <w:rPr>
+                <w:rFonts w:ascii="Calibri" w:cs="Calibri" w:eastAsia="Calibri" w:hAnsi="Calibri"/>
+                <w:b w:val="false"/>
+                <w:bCs w:val="false"/>
+                <w:i w:val="false"/>
+                <w:iCs w:val="false"/>
+                <w:caps w:val="false"/>
+                <w:color w:val="1A2330"/>
+                <w:sz w:val="19"/>
+                <w:szCs w:val="19"/>
+              </w:rPr>
+              <w:t xml:space="preserve">Read/resolve and record only</w:t>
             </w:r>
           </w:p>
         </w:tc>
@@ -9873,7 +10819,7 @@
       <w:tr>
         <w:tc>
           <w:tcPr>
-            <w:tcW w:type="dxa" w:w="3000"/>
+            <w:tcW w:type="dxa" w:w="1720"/>
             <w:shd w:fill="FFFFFF" w:color="auto" w:val="clear"/>
             <w:tcMar>
               <w:top w:type="dxa" w:w="60"/>
@@ -9899,13 +10845,13 @@
                 <w:sz w:val="19"/>
                 <w:szCs w:val="19"/>
               </w:rPr>
-              <w:t xml:space="preserve">Enterprise-service connectors</w:t>
-            </w:r>
-          </w:p>
-        </w:tc>
-        <w:tc>
-          <w:tcPr>
-            <w:tcW w:type="dxa" w:w="4380"/>
+              <w:t xml:space="preserve">Enforcement capability</w:t>
+            </w:r>
+          </w:p>
+        </w:tc>
+        <w:tc>
+          <w:tcPr>
+            <w:tcW w:type="dxa" w:w="2760"/>
             <w:shd w:fill="FFFFFF" w:color="auto" w:val="clear"/>
             <w:tcMar>
               <w:top w:type="dxa" w:w="60"/>
@@ -9931,13 +10877,13 @@
                 <w:sz w:val="19"/>
                 <w:szCs w:val="19"/>
               </w:rPr>
-              <w:t xml:space="preserve">Identity provider, policy store, evidence source, system of record</w:t>
-            </w:r>
-          </w:p>
-        </w:tc>
-        <w:tc>
-          <w:tcPr>
-            <w:tcW w:type="dxa" w:w="2700"/>
+              <w:t xml:space="preserve">N/A (proposer only)</w:t>
+            </w:r>
+          </w:p>
+        </w:tc>
+        <w:tc>
+          <w:tcPr>
+            <w:tcW w:type="dxa" w:w="2760"/>
             <w:shd w:fill="FFFFFF" w:color="auto" w:val="clear"/>
             <w:tcMar>
               <w:top w:type="dxa" w:w="60"/>
@@ -9963,7 +10909,689 @@
                 <w:sz w:val="19"/>
                 <w:szCs w:val="19"/>
               </w:rPr>
-              <w:t xml:space="preserve">Additional systems of record</w:t>
+              <w:t xml:space="preserve">Yes — only when enforcement is enabled</w:t>
+            </w:r>
+          </w:p>
+        </w:tc>
+        <w:tc>
+          <w:tcPr>
+            <w:tcW w:type="dxa" w:w="2840"/>
+            <w:shd w:fill="FFFFFF" w:color="auto" w:val="clear"/>
+            <w:tcMar>
+              <w:top w:type="dxa" w:w="60"/>
+              <w:left w:type="dxa" w:w="110"/>
+              <w:bottom w:type="dxa" w:w="60"/>
+              <w:right w:type="dxa" w:w="110"/>
+            </w:tcMar>
+            <w:vAlign w:val="center"/>
+          </w:tcPr>
+          <w:p>
+            <w:pPr>
+              <w:spacing w:after="0" w:line="260"/>
+            </w:pPr>
+            <w:r>
+              <w:rPr>
+                <w:rFonts w:ascii="Calibri" w:cs="Calibri" w:eastAsia="Calibri" w:hAnsi="Calibri"/>
+                <w:b w:val="false"/>
+                <w:bCs w:val="false"/>
+                <w:i w:val="false"/>
+                <w:iCs w:val="false"/>
+                <w:caps w:val="false"/>
+                <w:color w:val="1A2330"/>
+                <w:sz w:val="19"/>
+                <w:szCs w:val="19"/>
+              </w:rPr>
+              <w:t xml:space="preserve">No — never executes actions</w:t>
+            </w:r>
+          </w:p>
+        </w:tc>
+      </w:tr>
+      <w:tr>
+        <w:tc>
+          <w:tcPr>
+            <w:tcW w:type="dxa" w:w="1720"/>
+            <w:shd w:fill="F5F8FC" w:color="auto" w:val="clear"/>
+            <w:tcMar>
+              <w:top w:type="dxa" w:w="60"/>
+              <w:left w:type="dxa" w:w="110"/>
+              <w:bottom w:type="dxa" w:w="60"/>
+              <w:right w:type="dxa" w:w="110"/>
+            </w:tcMar>
+            <w:vAlign w:val="center"/>
+          </w:tcPr>
+          <w:p>
+            <w:pPr>
+              <w:spacing w:after="0" w:line="260"/>
+            </w:pPr>
+            <w:r>
+              <w:rPr>
+                <w:rFonts w:ascii="Calibri" w:cs="Calibri" w:eastAsia="Calibri" w:hAnsi="Calibri"/>
+                <w:b w:val="false"/>
+                <w:bCs w:val="false"/>
+                <w:i w:val="false"/>
+                <w:iCs w:val="false"/>
+                <w:caps w:val="false"/>
+                <w:color w:val="1A2330"/>
+                <w:sz w:val="19"/>
+                <w:szCs w:val="19"/>
+              </w:rPr>
+              <w:t xml:space="preserve">Authentication model</w:t>
+            </w:r>
+          </w:p>
+        </w:tc>
+        <w:tc>
+          <w:tcPr>
+            <w:tcW w:type="dxa" w:w="2760"/>
+            <w:shd w:fill="F5F8FC" w:color="auto" w:val="clear"/>
+            <w:tcMar>
+              <w:top w:type="dxa" w:w="60"/>
+              <w:left w:type="dxa" w:w="110"/>
+              <w:bottom w:type="dxa" w:w="60"/>
+              <w:right w:type="dxa" w:w="110"/>
+            </w:tcMar>
+            <w:vAlign w:val="center"/>
+          </w:tcPr>
+          <w:p>
+            <w:pPr>
+              <w:spacing w:after="0" w:line="260"/>
+            </w:pPr>
+            <w:r>
+              <w:rPr>
+                <w:rFonts w:ascii="Calibri" w:cs="Calibri" w:eastAsia="Calibri" w:hAnsi="Calibri"/>
+                <w:b w:val="false"/>
+                <w:bCs w:val="false"/>
+                <w:i w:val="false"/>
+                <w:iCs w:val="false"/>
+                <w:caps w:val="false"/>
+                <w:color w:val="1A2330"/>
+                <w:sz w:val="19"/>
+                <w:szCs w:val="19"/>
+              </w:rPr>
+              <w:t xml:space="preserve">Service auth / signed submission</w:t>
+            </w:r>
+          </w:p>
+        </w:tc>
+        <w:tc>
+          <w:tcPr>
+            <w:tcW w:type="dxa" w:w="2760"/>
+            <w:shd w:fill="F5F8FC" w:color="auto" w:val="clear"/>
+            <w:tcMar>
+              <w:top w:type="dxa" w:w="60"/>
+              <w:left w:type="dxa" w:w="110"/>
+              <w:bottom w:type="dxa" w:w="60"/>
+              <w:right w:type="dxa" w:w="110"/>
+            </w:tcMar>
+            <w:vAlign w:val="center"/>
+          </w:tcPr>
+          <w:p>
+            <w:pPr>
+              <w:spacing w:after="0" w:line="260"/>
+            </w:pPr>
+            <w:r>
+              <w:rPr>
+                <w:rFonts w:ascii="Calibri" w:cs="Calibri" w:eastAsia="Calibri" w:hAnsi="Calibri"/>
+                <w:b w:val="false"/>
+                <w:bCs w:val="false"/>
+                <w:i w:val="false"/>
+                <w:iCs w:val="false"/>
+                <w:caps w:val="false"/>
+                <w:color w:val="1A2330"/>
+                <w:sz w:val="19"/>
+                <w:szCs w:val="19"/>
+              </w:rPr>
+              <w:t xml:space="preserve">Scoped just-in-time, exact-action credential</w:t>
+            </w:r>
+          </w:p>
+        </w:tc>
+        <w:tc>
+          <w:tcPr>
+            <w:tcW w:type="dxa" w:w="2840"/>
+            <w:shd w:fill="F5F8FC" w:color="auto" w:val="clear"/>
+            <w:tcMar>
+              <w:top w:type="dxa" w:w="60"/>
+              <w:left w:type="dxa" w:w="110"/>
+              <w:bottom w:type="dxa" w:w="60"/>
+              <w:right w:type="dxa" w:w="110"/>
+            </w:tcMar>
+            <w:vAlign w:val="center"/>
+          </w:tcPr>
+          <w:p>
+            <w:pPr>
+              <w:spacing w:after="0" w:line="260"/>
+            </w:pPr>
+            <w:r>
+              <w:rPr>
+                <w:rFonts w:ascii="Calibri" w:cs="Calibri" w:eastAsia="Calibri" w:hAnsi="Calibri"/>
+                <w:b w:val="false"/>
+                <w:bCs w:val="false"/>
+                <w:i w:val="false"/>
+                <w:iCs w:val="false"/>
+                <w:caps w:val="false"/>
+                <w:color w:val="1A2330"/>
+                <w:sz w:val="19"/>
+                <w:szCs w:val="19"/>
+              </w:rPr>
+              <w:t xml:space="preserve">OIDC (Entra ID reference); scoped DB credentials</w:t>
+            </w:r>
+          </w:p>
+        </w:tc>
+      </w:tr>
+      <w:tr>
+        <w:tc>
+          <w:tcPr>
+            <w:tcW w:type="dxa" w:w="1720"/>
+            <w:shd w:fill="FFFFFF" w:color="auto" w:val="clear"/>
+            <w:tcMar>
+              <w:top w:type="dxa" w:w="60"/>
+              <w:left w:type="dxa" w:w="110"/>
+              <w:bottom w:type="dxa" w:w="60"/>
+              <w:right w:type="dxa" w:w="110"/>
+            </w:tcMar>
+            <w:vAlign w:val="center"/>
+          </w:tcPr>
+          <w:p>
+            <w:pPr>
+              <w:spacing w:after="0" w:line="260"/>
+            </w:pPr>
+            <w:r>
+              <w:rPr>
+                <w:rFonts w:ascii="Calibri" w:cs="Calibri" w:eastAsia="Calibri" w:hAnsi="Calibri"/>
+                <w:b w:val="false"/>
+                <w:bCs w:val="false"/>
+                <w:i w:val="false"/>
+                <w:iCs w:val="false"/>
+                <w:caps w:val="false"/>
+                <w:color w:val="1A2330"/>
+                <w:sz w:val="19"/>
+                <w:szCs w:val="19"/>
+              </w:rPr>
+              <w:t xml:space="preserve">Receipt support</w:t>
+            </w:r>
+          </w:p>
+        </w:tc>
+        <w:tc>
+          <w:tcPr>
+            <w:tcW w:type="dxa" w:w="2760"/>
+            <w:shd w:fill="FFFFFF" w:color="auto" w:val="clear"/>
+            <w:tcMar>
+              <w:top w:type="dxa" w:w="60"/>
+              <w:left w:type="dxa" w:w="110"/>
+              <w:bottom w:type="dxa" w:w="60"/>
+              <w:right w:type="dxa" w:w="110"/>
+            </w:tcMar>
+            <w:vAlign w:val="center"/>
+          </w:tcPr>
+          <w:p>
+            <w:pPr>
+              <w:spacing w:after="0" w:line="260"/>
+            </w:pPr>
+            <w:r>
+              <w:rPr>
+                <w:rFonts w:ascii="Calibri" w:cs="Calibri" w:eastAsia="Calibri" w:hAnsi="Calibri"/>
+                <w:b w:val="false"/>
+                <w:bCs w:val="false"/>
+                <w:i w:val="false"/>
+                <w:iCs w:val="false"/>
+                <w:caps w:val="false"/>
+                <w:color w:val="1A2330"/>
+                <w:sz w:val="19"/>
+                <w:szCs w:val="19"/>
+              </w:rPr>
+              <w:t xml:space="preserve">Proposal receipt</w:t>
+            </w:r>
+          </w:p>
+        </w:tc>
+        <w:tc>
+          <w:tcPr>
+            <w:tcW w:type="dxa" w:w="2760"/>
+            <w:shd w:fill="FFFFFF" w:color="auto" w:val="clear"/>
+            <w:tcMar>
+              <w:top w:type="dxa" w:w="60"/>
+              <w:left w:type="dxa" w:w="110"/>
+              <w:bottom w:type="dxa" w:w="60"/>
+              <w:right w:type="dxa" w:w="110"/>
+            </w:tcMar>
+            <w:vAlign w:val="center"/>
+          </w:tcPr>
+          <w:p>
+            <w:pPr>
+              <w:spacing w:after="0" w:line="260"/>
+            </w:pPr>
+            <w:r>
+              <w:rPr>
+                <w:rFonts w:ascii="Calibri" w:cs="Calibri" w:eastAsia="Calibri" w:hAnsi="Calibri"/>
+                <w:b w:val="false"/>
+                <w:bCs w:val="false"/>
+                <w:i w:val="false"/>
+                <w:iCs w:val="false"/>
+                <w:caps w:val="false"/>
+                <w:color w:val="1A2330"/>
+                <w:sz w:val="19"/>
+                <w:szCs w:val="19"/>
+              </w:rPr>
+              <w:t xml:space="preserve">Execution receipt</w:t>
+            </w:r>
+          </w:p>
+        </w:tc>
+        <w:tc>
+          <w:tcPr>
+            <w:tcW w:type="dxa" w:w="2840"/>
+            <w:shd w:fill="FFFFFF" w:color="auto" w:val="clear"/>
+            <w:tcMar>
+              <w:top w:type="dxa" w:w="60"/>
+              <w:left w:type="dxa" w:w="110"/>
+              <w:bottom w:type="dxa" w:w="60"/>
+              <w:right w:type="dxa" w:w="110"/>
+            </w:tcMar>
+            <w:vAlign w:val="center"/>
+          </w:tcPr>
+          <w:p>
+            <w:pPr>
+              <w:spacing w:after="0" w:line="260"/>
+            </w:pPr>
+            <w:r>
+              <w:rPr>
+                <w:rFonts w:ascii="Calibri" w:cs="Calibri" w:eastAsia="Calibri" w:hAnsi="Calibri"/>
+                <w:b w:val="false"/>
+                <w:bCs w:val="false"/>
+                <w:i w:val="false"/>
+                <w:iCs w:val="false"/>
+                <w:caps w:val="false"/>
+                <w:color w:val="1A2330"/>
+                <w:sz w:val="19"/>
+                <w:szCs w:val="19"/>
+              </w:rPr>
+              <w:t xml:space="preserve">Audit-write receipt; query/response record</w:t>
+            </w:r>
+          </w:p>
+        </w:tc>
+      </w:tr>
+      <w:tr>
+        <w:tc>
+          <w:tcPr>
+            <w:tcW w:type="dxa" w:w="1720"/>
+            <w:shd w:fill="F5F8FC" w:color="auto" w:val="clear"/>
+            <w:tcMar>
+              <w:top w:type="dxa" w:w="60"/>
+              <w:left w:type="dxa" w:w="110"/>
+              <w:bottom w:type="dxa" w:w="60"/>
+              <w:right w:type="dxa" w:w="110"/>
+            </w:tcMar>
+            <w:vAlign w:val="center"/>
+          </w:tcPr>
+          <w:p>
+            <w:pPr>
+              <w:spacing w:after="0" w:line="260"/>
+            </w:pPr>
+            <w:r>
+              <w:rPr>
+                <w:rFonts w:ascii="Calibri" w:cs="Calibri" w:eastAsia="Calibri" w:hAnsi="Calibri"/>
+                <w:b w:val="false"/>
+                <w:bCs w:val="false"/>
+                <w:i w:val="false"/>
+                <w:iCs w:val="false"/>
+                <w:caps w:val="false"/>
+                <w:color w:val="1A2330"/>
+                <w:sz w:val="19"/>
+                <w:szCs w:val="19"/>
+              </w:rPr>
+              <w:t xml:space="preserve">Reconciliation support</w:t>
+            </w:r>
+          </w:p>
+        </w:tc>
+        <w:tc>
+          <w:tcPr>
+            <w:tcW w:type="dxa" w:w="2760"/>
+            <w:shd w:fill="F5F8FC" w:color="auto" w:val="clear"/>
+            <w:tcMar>
+              <w:top w:type="dxa" w:w="60"/>
+              <w:left w:type="dxa" w:w="110"/>
+              <w:bottom w:type="dxa" w:w="60"/>
+              <w:right w:type="dxa" w:w="110"/>
+            </w:tcMar>
+            <w:vAlign w:val="center"/>
+          </w:tcPr>
+          <w:p>
+            <w:pPr>
+              <w:spacing w:after="0" w:line="260"/>
+            </w:pPr>
+            <w:r>
+              <w:rPr>
+                <w:rFonts w:ascii="Calibri" w:cs="Calibri" w:eastAsia="Calibri" w:hAnsi="Calibri"/>
+                <w:b w:val="false"/>
+                <w:bCs w:val="false"/>
+                <w:i w:val="false"/>
+                <w:iCs w:val="false"/>
+                <w:caps w:val="false"/>
+                <w:color w:val="1A2330"/>
+                <w:sz w:val="19"/>
+                <w:szCs w:val="19"/>
+              </w:rPr>
+              <w:t xml:space="preserve">N/A</w:t>
+            </w:r>
+          </w:p>
+        </w:tc>
+        <w:tc>
+          <w:tcPr>
+            <w:tcW w:type="dxa" w:w="2760"/>
+            <w:shd w:fill="F5F8FC" w:color="auto" w:val="clear"/>
+            <w:tcMar>
+              <w:top w:type="dxa" w:w="60"/>
+              <w:left w:type="dxa" w:w="110"/>
+              <w:bottom w:type="dxa" w:w="60"/>
+              <w:right w:type="dxa" w:w="110"/>
+            </w:tcMar>
+            <w:vAlign w:val="center"/>
+          </w:tcPr>
+          <w:p>
+            <w:pPr>
+              <w:spacing w:after="0" w:line="260"/>
+            </w:pPr>
+            <w:r>
+              <w:rPr>
+                <w:rFonts w:ascii="Calibri" w:cs="Calibri" w:eastAsia="Calibri" w:hAnsi="Calibri"/>
+                <w:b w:val="false"/>
+                <w:bCs w:val="false"/>
+                <w:i w:val="false"/>
+                <w:iCs w:val="false"/>
+                <w:caps w:val="false"/>
+                <w:color w:val="1A2330"/>
+                <w:sz w:val="19"/>
+                <w:szCs w:val="19"/>
+              </w:rPr>
+              <w:t xml:space="preserve">Yes — execution vs. authorization</w:t>
+            </w:r>
+          </w:p>
+        </w:tc>
+        <w:tc>
+          <w:tcPr>
+            <w:tcW w:type="dxa" w:w="2840"/>
+            <w:shd w:fill="F5F8FC" w:color="auto" w:val="clear"/>
+            <w:tcMar>
+              <w:top w:type="dxa" w:w="60"/>
+              <w:left w:type="dxa" w:w="110"/>
+              <w:bottom w:type="dxa" w:w="60"/>
+              <w:right w:type="dxa" w:w="110"/>
+            </w:tcMar>
+            <w:vAlign w:val="center"/>
+          </w:tcPr>
+          <w:p>
+            <w:pPr>
+              <w:spacing w:after="0" w:line="260"/>
+            </w:pPr>
+            <w:r>
+              <w:rPr>
+                <w:rFonts w:ascii="Calibri" w:cs="Calibri" w:eastAsia="Calibri" w:hAnsi="Calibri"/>
+                <w:b w:val="false"/>
+                <w:bCs w:val="false"/>
+                <w:i w:val="false"/>
+                <w:iCs w:val="false"/>
+                <w:caps w:val="false"/>
+                <w:color w:val="1A2330"/>
+                <w:sz w:val="19"/>
+                <w:szCs w:val="19"/>
+              </w:rPr>
+              <w:t xml:space="preserve">Stores reconciliation records</w:t>
+            </w:r>
+          </w:p>
+        </w:tc>
+      </w:tr>
+      <w:tr>
+        <w:tc>
+          <w:tcPr>
+            <w:tcW w:type="dxa" w:w="1720"/>
+            <w:shd w:fill="FFFFFF" w:color="auto" w:val="clear"/>
+            <w:tcMar>
+              <w:top w:type="dxa" w:w="60"/>
+              <w:left w:type="dxa" w:w="110"/>
+              <w:bottom w:type="dxa" w:w="60"/>
+              <w:right w:type="dxa" w:w="110"/>
+            </w:tcMar>
+            <w:vAlign w:val="center"/>
+          </w:tcPr>
+          <w:p>
+            <w:pPr>
+              <w:spacing w:after="0" w:line="260"/>
+            </w:pPr>
+            <w:r>
+              <w:rPr>
+                <w:rFonts w:ascii="Calibri" w:cs="Calibri" w:eastAsia="Calibri" w:hAnsi="Calibri"/>
+                <w:b w:val="false"/>
+                <w:bCs w:val="false"/>
+                <w:i w:val="false"/>
+                <w:iCs w:val="false"/>
+                <w:caps w:val="false"/>
+                <w:color w:val="1A2330"/>
+                <w:sz w:val="19"/>
+                <w:szCs w:val="19"/>
+              </w:rPr>
+              <w:t xml:space="preserve">Failure behavior</w:t>
+            </w:r>
+          </w:p>
+        </w:tc>
+        <w:tc>
+          <w:tcPr>
+            <w:tcW w:type="dxa" w:w="2760"/>
+            <w:shd w:fill="FFFFFF" w:color="auto" w:val="clear"/>
+            <w:tcMar>
+              <w:top w:type="dxa" w:w="60"/>
+              <w:left w:type="dxa" w:w="110"/>
+              <w:bottom w:type="dxa" w:w="60"/>
+              <w:right w:type="dxa" w:w="110"/>
+            </w:tcMar>
+            <w:vAlign w:val="center"/>
+          </w:tcPr>
+          <w:p>
+            <w:pPr>
+              <w:spacing w:after="0" w:line="260"/>
+            </w:pPr>
+            <w:r>
+              <w:rPr>
+                <w:rFonts w:ascii="Calibri" w:cs="Calibri" w:eastAsia="Calibri" w:hAnsi="Calibri"/>
+                <w:b w:val="false"/>
+                <w:bCs w:val="false"/>
+                <w:i w:val="false"/>
+                <w:iCs w:val="false"/>
+                <w:caps w:val="false"/>
+                <w:color w:val="1A2330"/>
+                <w:sz w:val="19"/>
+                <w:szCs w:val="19"/>
+              </w:rPr>
+              <w:t xml:space="preserve">Fail-closed; no executable action</w:t>
+            </w:r>
+          </w:p>
+        </w:tc>
+        <w:tc>
+          <w:tcPr>
+            <w:tcW w:type="dxa" w:w="2760"/>
+            <w:shd w:fill="FFFFFF" w:color="auto" w:val="clear"/>
+            <w:tcMar>
+              <w:top w:type="dxa" w:w="60"/>
+              <w:left w:type="dxa" w:w="110"/>
+              <w:bottom w:type="dxa" w:w="60"/>
+              <w:right w:type="dxa" w:w="110"/>
+            </w:tcMar>
+            <w:vAlign w:val="center"/>
+          </w:tcPr>
+          <w:p>
+            <w:pPr>
+              <w:spacing w:after="0" w:line="260"/>
+            </w:pPr>
+            <w:r>
+              <w:rPr>
+                <w:rFonts w:ascii="Calibri" w:cs="Calibri" w:eastAsia="Calibri" w:hAnsi="Calibri"/>
+                <w:b w:val="false"/>
+                <w:bCs w:val="false"/>
+                <w:i w:val="false"/>
+                <w:iCs w:val="false"/>
+                <w:caps w:val="false"/>
+                <w:color w:val="1A2330"/>
+                <w:sz w:val="19"/>
+                <w:szCs w:val="19"/>
+              </w:rPr>
+              <w:t xml:space="preserve">Fail-closed; uncertainty → HOLD / REOBSERVE</w:t>
+            </w:r>
+          </w:p>
+        </w:tc>
+        <w:tc>
+          <w:tcPr>
+            <w:tcW w:type="dxa" w:w="2840"/>
+            <w:shd w:fill="FFFFFF" w:color="auto" w:val="clear"/>
+            <w:tcMar>
+              <w:top w:type="dxa" w:w="60"/>
+              <w:left w:type="dxa" w:w="110"/>
+              <w:bottom w:type="dxa" w:w="60"/>
+              <w:right w:type="dxa" w:w="110"/>
+            </w:tcMar>
+            <w:vAlign w:val="center"/>
+          </w:tcPr>
+          <w:p>
+            <w:pPr>
+              <w:spacing w:after="0" w:line="260"/>
+            </w:pPr>
+            <w:r>
+              <w:rPr>
+                <w:rFonts w:ascii="Calibri" w:cs="Calibri" w:eastAsia="Calibri" w:hAnsi="Calibri"/>
+                <w:b w:val="false"/>
+                <w:bCs w:val="false"/>
+                <w:i w:val="false"/>
+                <w:iCs w:val="false"/>
+                <w:caps w:val="false"/>
+                <w:color w:val="1A2330"/>
+                <w:sz w:val="19"/>
+                <w:szCs w:val="19"/>
+              </w:rPr>
+              <w:t xml:space="preserve">Identity failure blocks approval; audit-write failure blocks enforcement</w:t>
+            </w:r>
+          </w:p>
+        </w:tc>
+      </w:tr>
+      <w:tr>
+        <w:tc>
+          <w:tcPr>
+            <w:tcW w:type="dxa" w:w="1720"/>
+            <w:shd w:fill="F5F8FC" w:color="auto" w:val="clear"/>
+            <w:tcMar>
+              <w:top w:type="dxa" w:w="60"/>
+              <w:left w:type="dxa" w:w="110"/>
+              <w:bottom w:type="dxa" w:w="60"/>
+              <w:right w:type="dxa" w:w="110"/>
+            </w:tcMar>
+            <w:vAlign w:val="center"/>
+          </w:tcPr>
+          <w:p>
+            <w:pPr>
+              <w:spacing w:after="0" w:line="260"/>
+            </w:pPr>
+            <w:r>
+              <w:rPr>
+                <w:rFonts w:ascii="Calibri" w:cs="Calibri" w:eastAsia="Calibri" w:hAnsi="Calibri"/>
+                <w:b w:val="false"/>
+                <w:bCs w:val="false"/>
+                <w:i w:val="false"/>
+                <w:iCs w:val="false"/>
+                <w:caps w:val="false"/>
+                <w:color w:val="1A2330"/>
+                <w:sz w:val="19"/>
+                <w:szCs w:val="19"/>
+              </w:rPr>
+              <w:t xml:space="preserve">Version compatibility</w:t>
+            </w:r>
+          </w:p>
+        </w:tc>
+        <w:tc>
+          <w:tcPr>
+            <w:tcW w:type="dxa" w:w="2760"/>
+            <w:shd w:fill="F5F8FC" w:color="auto" w:val="clear"/>
+            <w:tcMar>
+              <w:top w:type="dxa" w:w="60"/>
+              <w:left w:type="dxa" w:w="110"/>
+              <w:bottom w:type="dxa" w:w="60"/>
+              <w:right w:type="dxa" w:w="110"/>
+            </w:tcMar>
+            <w:vAlign w:val="center"/>
+          </w:tcPr>
+          <w:p>
+            <w:pPr>
+              <w:spacing w:after="0" w:line="260"/>
+            </w:pPr>
+            <w:r>
+              <w:rPr>
+                <w:rFonts w:ascii="Calibri" w:cs="Calibri" w:eastAsia="Calibri" w:hAnsi="Calibri"/>
+                <w:b w:val="false"/>
+                <w:bCs w:val="false"/>
+                <w:i w:val="false"/>
+                <w:iCs w:val="false"/>
+                <w:caps w:val="false"/>
+                <w:color w:val="1A2330"/>
+                <w:sz w:val="19"/>
+                <w:szCs w:val="19"/>
+              </w:rPr>
+              <w:t xml:space="preserve">Contract-versioned adapter</w:t>
+            </w:r>
+          </w:p>
+        </w:tc>
+        <w:tc>
+          <w:tcPr>
+            <w:tcW w:type="dxa" w:w="2760"/>
+            <w:shd w:fill="F5F8FC" w:color="auto" w:val="clear"/>
+            <w:tcMar>
+              <w:top w:type="dxa" w:w="60"/>
+              <w:left w:type="dxa" w:w="110"/>
+              <w:bottom w:type="dxa" w:w="60"/>
+              <w:right w:type="dxa" w:w="110"/>
+            </w:tcMar>
+            <w:vAlign w:val="center"/>
+          </w:tcPr>
+          <w:p>
+            <w:pPr>
+              <w:spacing w:after="0" w:line="260"/>
+            </w:pPr>
+            <w:r>
+              <w:rPr>
+                <w:rFonts w:ascii="Calibri" w:cs="Calibri" w:eastAsia="Calibri" w:hAnsi="Calibri"/>
+                <w:b w:val="false"/>
+                <w:bCs w:val="false"/>
+                <w:i w:val="false"/>
+                <w:iCs w:val="false"/>
+                <w:caps w:val="false"/>
+                <w:color w:val="1A2330"/>
+                <w:sz w:val="19"/>
+                <w:szCs w:val="19"/>
+              </w:rPr>
+              <w:t xml:space="preserve">Contract-versioned adapter</w:t>
+            </w:r>
+          </w:p>
+        </w:tc>
+        <w:tc>
+          <w:tcPr>
+            <w:tcW w:type="dxa" w:w="2840"/>
+            <w:shd w:fill="F5F8FC" w:color="auto" w:val="clear"/>
+            <w:tcMar>
+              <w:top w:type="dxa" w:w="60"/>
+              <w:left w:type="dxa" w:w="110"/>
+              <w:bottom w:type="dxa" w:w="60"/>
+              <w:right w:type="dxa" w:w="110"/>
+            </w:tcMar>
+            <w:vAlign w:val="center"/>
+          </w:tcPr>
+          <w:p>
+            <w:pPr>
+              <w:spacing w:after="0" w:line="260"/>
+            </w:pPr>
+            <w:r>
+              <w:rPr>
+                <w:rFonts w:ascii="Calibri" w:cs="Calibri" w:eastAsia="Calibri" w:hAnsi="Calibri"/>
+                <w:b w:val="false"/>
+                <w:bCs w:val="false"/>
+                <w:i w:val="false"/>
+                <w:iCs w:val="false"/>
+                <w:caps w:val="false"/>
+                <w:color w:val="1A2330"/>
+                <w:sz w:val="19"/>
+                <w:szCs w:val="19"/>
+              </w:rPr>
+              <w:t xml:space="preserve">Contract-versioned adapter</w:t>
             </w:r>
           </w:p>
         </w:tc>
@@ -10761,7 +12389,7 @@
           <w:sz w:val="21"/>
           <w:szCs w:val="21"/>
         </w:rPr>
-        <w:t xml:space="preserve">OIDC/SAML; tenant isolation; role-based permissions; service authentication; secrets management; encryption in transit and at rest; replay protection; evidence redaction; data-retention controls; approval integrity; and audit-access control. The proposing agent and runtime are untrusted with respect to authorization and policy modification.</w:t>
+        <w:t xml:space="preserve">Generic OIDC (with Microsoft Entra ID as the first reference integration; SAML is a post-v1 compatibility item); tenant isolation; role-based permissions; service authentication; secrets management; encryption in transit and at rest; replay protection; evidence redaction; data-retention controls; approval integrity; and audit-access control. Tenant identity, user identity, service identity, role, group, and approval authority are preserved in governance and audit records. The proposing agent and runtime are untrusted with respect to authorization and policy modification.</w:t>
       </w:r>
     </w:p>
     <w:p>
@@ -10799,7 +12427,7 @@
           <w:sz w:val="21"/>
           <w:szCs w:val="21"/>
         </w:rPr>
-        <w:t xml:space="preserve">Separate console and API processes; Docker images; local Docker Compose for evaluation; Kubernetes/Helm for pilot deployment; PostgreSQL or an equivalent durable store; database migrations; environment configuration; and external secrets.</w:t>
+        <w:t xml:space="preserve">Separate console and API processes; Docker images; local Docker Compose for evaluation; Kubernetes/Helm for pilot deployment; the PostgreSQL durable audit store (behind a versioned interface, so a customer may substitute another database architecture); database migrations; environment configuration; and external secrets.</w:t>
       </w:r>
     </w:p>
     <w:p>
@@ -11067,7 +12695,7 @@
           <w:sz w:val="21"/>
           <w:szCs w:val="21"/>
         </w:rPr>
-        <w:t xml:space="preserve">Open items requiring founder confirmation. </w:t>
+        <w:t xml:space="preserve">Durable audit store (v1 reference). </w:t>
       </w:r>
       <w:r>
         <w:rPr>
@@ -11081,7 +12709,106 @@
           <w:sz w:val="21"/>
           <w:szCs w:val="21"/>
         </w:rPr>
-        <w:t xml:space="preserve">Choice of the second runtime connector (LangGraph vs. OpenAI Agents); durable-audit backing store; and the exact v1 identity-provider integration. CI test counts and build status are TO VERIFY FROM REPOSITORY.</w:t>
+        <w:t xml:space="preserve">PostgreSQL, an append-only, hash-chained, tenant-scoped audit-event model. The design includes: append-only critical governance events; hash linkage across ordered records; versioned event schemas; restricted update and delete permissions; tenant, workflow, case, and execution identifiers; policy and control-version references; human-approval records; execution receipts; reconciliation outcomes; and explicit recording of degraded and unavailable controls. This is tamper-evident, not tamper-proof; WORM / immutable object-storage export is a later hardening option. No blockchain, Kafka, EventStoreDB, or custom distributed ledger is introduced in v1.</w:t>
+      </w:r>
+    </w:p>
+    <w:p>
+      <w:pPr>
+        <w:spacing w:after="120" w:before="0" w:line="276"/>
+      </w:pPr>
+      <w:r>
+        <w:rPr>
+          <w:rFonts w:ascii="Calibri" w:cs="Calibri" w:eastAsia="Calibri" w:hAnsi="Calibri"/>
+          <w:b/>
+          <w:bCs/>
+          <w:i w:val="false"/>
+          <w:iCs w:val="false"/>
+          <w:caps w:val="false"/>
+          <w:color w:val="14294A"/>
+          <w:sz w:val="21"/>
+          <w:szCs w:val="21"/>
+        </w:rPr>
+        <w:t xml:space="preserve">Identity (v1 reference). </w:t>
+      </w:r>
+      <w:r>
+        <w:rPr>
+          <w:rFonts w:ascii="Calibri" w:cs="Calibri" w:eastAsia="Calibri" w:hAnsi="Calibri"/>
+          <w:b w:val="false"/>
+          <w:bCs w:val="false"/>
+          <w:i w:val="false"/>
+          <w:iCs w:val="false"/>
+          <w:caps w:val="false"/>
+          <w:color w:val="1A2330"/>
+          <w:sz w:val="21"/>
+          <w:szCs w:val="21"/>
+        </w:rPr>
+        <w:t xml:space="preserve">The internal identity interface is generic OIDC; the product must not become Microsoft-specific. Microsoft Entra ID is the first tested reference integration (relevant to GCC and enterprise design partners). SAML is a post-v1 enterprise compatibility item. Tenant, user, service identity, role, group, and approval authority are preserved in governance and audit records.</w:t>
+      </w:r>
+    </w:p>
+    <w:p>
+      <w:pPr>
+        <w:spacing w:after="120" w:before="0" w:line="276"/>
+      </w:pPr>
+      <w:r>
+        <w:rPr>
+          <w:rFonts w:ascii="Calibri" w:cs="Calibri" w:eastAsia="Calibri" w:hAnsi="Calibri"/>
+          <w:b/>
+          <w:bCs/>
+          <w:i w:val="false"/>
+          <w:iCs w:val="false"/>
+          <w:caps w:val="false"/>
+          <w:color w:val="14294A"/>
+          <w:sz w:val="21"/>
+          <w:szCs w:val="21"/>
+        </w:rPr>
+        <w:t xml:space="preserve">Substitutability. </w:t>
+      </w:r>
+      <w:r>
+        <w:rPr>
+          <w:rFonts w:ascii="Calibri" w:cs="Calibri" w:eastAsia="Calibri" w:hAnsi="Calibri"/>
+          <w:b w:val="false"/>
+          <w:bCs w:val="false"/>
+          <w:i w:val="false"/>
+          <w:iCs w:val="false"/>
+          <w:caps w:val="false"/>
+          <w:color w:val="1A2330"/>
+          <w:sz w:val="21"/>
+          <w:szCs w:val="21"/>
+        </w:rPr>
+        <w:t xml:space="preserve">LangGraph, PostgreSQL, Microsoft Entra ID, and Kubernetes are reference integrations behind versioned interfaces; a customer pilot may substitute another runtime, database architecture, identity provider, or execution target without changing the governance kernel or canonical contracts.</w:t>
+      </w:r>
+    </w:p>
+    <w:p>
+      <w:pPr>
+        <w:spacing w:after="120" w:before="0" w:line="276"/>
+      </w:pPr>
+      <w:r>
+        <w:rPr>
+          <w:rFonts w:ascii="Calibri" w:cs="Calibri" w:eastAsia="Calibri" w:hAnsi="Calibri"/>
+          <w:b/>
+          <w:bCs/>
+          <w:i w:val="false"/>
+          <w:iCs w:val="false"/>
+          <w:caps w:val="false"/>
+          <w:color w:val="14294A"/>
+          <w:sz w:val="21"/>
+          <w:szCs w:val="21"/>
+        </w:rPr>
+        <w:t xml:space="preserve">Genuinely open (repository facts). </w:t>
+      </w:r>
+      <w:r>
+        <w:rPr>
+          <w:rFonts w:ascii="Calibri" w:cs="Calibri" w:eastAsia="Calibri" w:hAnsi="Calibri"/>
+          <w:b w:val="false"/>
+          <w:bCs w:val="false"/>
+          <w:i w:val="false"/>
+          <w:iCs w:val="false"/>
+          <w:caps w:val="false"/>
+          <w:color w:val="1A2330"/>
+          <w:sz w:val="21"/>
+          <w:szCs w:val="21"/>
+        </w:rPr>
+        <w:t xml:space="preserve">CI test counts and build status remain TO VERIFY FROM REPOSITORY.</w:t>
       </w:r>
     </w:p>
     <w:sectPr>
